--- a/student-guide/docs/Student_Guide.docx
+++ b/student-guide/docs/Student_Guide.docx
@@ -27,7 +27,7 @@
         <w:pStyle w:val="Date"/>
       </w:pPr>
       <w:r>
-        <w:t xml:space="preserve">August</w:t>
+        <w:t xml:space="preserve">March</w:t>
       </w:r>
       <w:r>
         <w:t xml:space="preserve"> </w:t>
@@ -39,7 +39,7 @@
         <w:t xml:space="preserve"> </w:t>
       </w:r>
       <w:r>
-        <w:t xml:space="preserve">2025</w:t>
+        <w:t xml:space="preserve">2026</w:t>
       </w:r>
     </w:p>
     <w:sdt>
@@ -1532,7 +1532,7 @@
         <w:rPr>
           <w:rStyle w:val="VerbatimChar"/>
         </w:rPr>
-        <w:t xml:space="preserve">##  date     2025-08-13</w:t>
+        <w:t xml:space="preserve">##  date     2026-03-13</w:t>
       </w:r>
       <w:r>
         <w:br/>
@@ -1577,7 +1577,7 @@
         <w:rPr>
           <w:rStyle w:val="VerbatimChar"/>
         </w:rPr>
-        <w:t xml:space="preserve">##  bookdown      0.43    2025-04-15 [1] CRAN (R 4.3.2)</w:t>
+        <w:t xml:space="preserve">##  bookdown      0.46    2025-12-05 [1] CRAN (R 4.3.2)</w:t>
       </w:r>
       <w:r>
         <w:br/>
@@ -1595,7 +1595,7 @@
         <w:rPr>
           <w:rStyle w:val="VerbatimChar"/>
         </w:rPr>
-        <w:t xml:space="preserve">##  cli           3.6.2   2023-12-11 [1] RSPM (R 4.3.0)</w:t>
+        <w:t xml:space="preserve">##  cli           3.6.5   2025-04-23 [1] CRAN (R 4.3.2)</w:t>
       </w:r>
       <w:r>
         <w:br/>
@@ -1631,7 +1631,7 @@
         <w:rPr>
           <w:rStyle w:val="VerbatimChar"/>
         </w:rPr>
-        <w:t xml:space="preserve">##  evaluate      1.0.4   2025-06-18 [1] CRAN (R 4.3.2)</w:t>
+        <w:t xml:space="preserve">##  evaluate      1.0.5   2025-08-27 [1] CRAN (R 4.3.2)</w:t>
       </w:r>
       <w:r>
         <w:br/>
@@ -1766,7 +1766,7 @@
         <w:rPr>
           <w:rStyle w:val="VerbatimChar"/>
         </w:rPr>
-        <w:t xml:space="preserve">##  pkgload       1.3.4   2024-01-16 [1] RSPM (R 4.3.0)</w:t>
+        <w:t xml:space="preserve">##  pkgload       1.4.1   2025-09-23 [1] CRAN (R 4.3.2)</w:t>
       </w:r>
       <w:r>
         <w:br/>
@@ -1802,7 +1802,7 @@
         <w:rPr>
           <w:rStyle w:val="VerbatimChar"/>
         </w:rPr>
-        <w:t xml:space="preserve">##  R6            2.5.1   2021-08-19 [1] RSPM (R 4.3.0)</w:t>
+        <w:t xml:space="preserve">##  R6            2.6.1   2025-02-15 [1] CRAN (R 4.3.2)</w:t>
       </w:r>
       <w:r>
         <w:br/>
@@ -1910,7 +1910,7 @@
         <w:rPr>
           <w:rStyle w:val="VerbatimChar"/>
         </w:rPr>
-        <w:t xml:space="preserve">##  xfun          0.52    2025-04-02 [1] CRAN (R 4.3.2)</w:t>
+        <w:t xml:space="preserve">##  xfun          0.55    2025-12-16 [1] CRAN (R 4.3.2)</w:t>
       </w:r>
       <w:r>
         <w:br/>
@@ -1928,7 +1928,7 @@
         <w:rPr>
           <w:rStyle w:val="VerbatimChar"/>
         </w:rPr>
-        <w:t xml:space="preserve">##  yaml          2.3.10  2024-07-26 [1] CRAN (R 4.3.2)</w:t>
+        <w:t xml:space="preserve">##  yaml          2.3.12  2025-12-10 [1] CRAN (R 4.3.2)</w:t>
       </w:r>
       <w:r>
         <w:br/>

--- a/student-guide/docs/Student_Guide.docx
+++ b/student-guide/docs/Student_Guide.docx
@@ -7,19 +7,19 @@
         <w:pStyle w:val="Title"/>
       </w:pPr>
       <w:r>
+        <w:t xml:space="preserve">MAGE</w:t>
+      </w:r>
+      <w:r>
+        <w:t xml:space="preserve"> </w:t>
+      </w:r>
+      <w:r>
+        <w:t xml:space="preserve">on</w:t>
+      </w:r>
+      <w:r>
+        <w:t xml:space="preserve"> </w:t>
+      </w:r>
+      <w:r>
         <w:t xml:space="preserve">AnVIL</w:t>
-      </w:r>
-      <w:r>
-        <w:t xml:space="preserve"> </w:t>
-      </w:r>
-      <w:r>
-        <w:t xml:space="preserve">Book</w:t>
-      </w:r>
-      <w:r>
-        <w:t xml:space="preserve"> </w:t>
-      </w:r>
-      <w:r>
-        <w:t xml:space="preserve">Name</w:t>
       </w:r>
     </w:p>
     <w:p>
@@ -33,7 +33,7 @@
         <w:t xml:space="preserve"> </w:t>
       </w:r>
       <w:r>
-        <w:t xml:space="preserve">13,</w:t>
+        <w:t xml:space="preserve">14,</w:t>
       </w:r>
       <w:r>
         <w:t xml:space="preserve"> </w:t>
@@ -68,7 +68,7 @@
         </w:p>
       </w:sdtContent>
     </w:sdt>
-    <w:bookmarkStart w:id="25" w:name="about-this-book"/>
+    <w:bookmarkStart w:id="26" w:name="about-this-book"/>
     <w:p>
       <w:pPr>
         <w:pStyle w:val="Heading1"/>
@@ -156,7 +156,17 @@
       </w:r>
     </w:p>
     <w:bookmarkEnd w:id="22"/>
-    <w:bookmarkStart w:id="24" w:name="anvil-collection"/>
+    <w:bookmarkStart w:id="23" w:name="learning-objectives"/>
+    <w:p>
+      <w:pPr>
+        <w:pStyle w:val="Heading2"/>
+      </w:pPr>
+      <w:r>
+        <w:t xml:space="preserve">Learning Objectives</w:t>
+      </w:r>
+    </w:p>
+    <w:bookmarkEnd w:id="23"/>
+    <w:bookmarkStart w:id="25" w:name="anvil-collection"/>
     <w:p>
       <w:pPr>
         <w:pStyle w:val="Heading2"/>
@@ -175,7 +185,7 @@
       <w:r>
         <w:t xml:space="preserve"> </w:t>
       </w:r>
-      <w:hyperlink r:id="rId23">
+      <w:hyperlink r:id="rId24">
         <w:r>
           <w:rPr>
             <w:rStyle w:val="Hyperlink"/>
@@ -184,17 +194,7 @@
         </w:r>
       </w:hyperlink>
     </w:p>
-    <w:bookmarkEnd w:id="24"/>
     <w:bookmarkEnd w:id="25"/>
-    <w:bookmarkStart w:id="26" w:name="learning-objectives"/>
-    <w:p>
-      <w:pPr>
-        <w:pStyle w:val="Heading1"/>
-      </w:pPr>
-      <w:r>
-        <w:t xml:space="preserve">Learning Objectives</w:t>
-      </w:r>
-    </w:p>
     <w:bookmarkEnd w:id="26"/>
     <w:bookmarkStart w:id="30" w:name="student-guide"/>
     <w:p>
@@ -1532,7 +1532,7 @@
         <w:rPr>
           <w:rStyle w:val="VerbatimChar"/>
         </w:rPr>
-        <w:t xml:space="preserve">##  date     2026-03-13</w:t>
+        <w:t xml:space="preserve">##  date     2026-03-14</w:t>
       </w:r>
       <w:r>
         <w:br/>
